--- a/Fase 2/Evidencias Grupales/2.3_APT122_FormativaAvanceFase2_Bastian_Reyes.docx
+++ b/Fase 2/Evidencias Grupales/2.3_APT122_FormativaAvanceFase2_Bastian_Reyes.docx
@@ -6174,7 +6174,7 @@
                 <w:color w:val="000000"/>
                 <w:sz w:val="20"/>
               </w:rPr>
-              <w:t>2.4 (Evidencias de avance y Anexo: caso de uso) y la carpeta aplicacion-feriaplace</w:t>
+              <w:t>2.4 (Evidencias de avance y Anexo: caso de uso), Evidencia_Modelo_Datos_y_Arquitectura_FeriaPlace.docx y la carpeta aplicacion-feriaplace</w:t>
             </w:r>
           </w:p>
         </w:tc>
